--- a/profile/cv/generated/Saif_ur_Rehman_CV.docx
+++ b/profile/cv/generated/Saif_ur_Rehman_CV.docx
@@ -5,28 +5,25 @@
     <w:p>
       <w:pPr>
         <w:spacing w:before="0" w:after="20"/>
-        <w:jc w:val="center"/>
       </w:pPr>
       <w:r>
         <w:rPr>
           <w:b/>
           <w:i w:val="0"/>
-          <w:sz w:val="38"/>
+          <w:sz w:val="40"/>
         </w:rPr>
-        <w:t>SAIF UR REHMAN</w:t>
+        <w:t>Saif Ur Rehman</w:t>
       </w:r>
     </w:p>
     <w:p>
       <w:pPr>
-        <w:spacing w:before="0" w:after="40"/>
-        <w:jc w:val="center"/>
+        <w:spacing w:before="0" w:after="60"/>
       </w:pPr>
       <w:r>
         <w:rPr>
           <w:b w:val="0"/>
           <w:i w:val="0"/>
-          <w:color w:val="333333"/>
-          <w:sz w:val="23"/>
+          <w:sz w:val="21"/>
         </w:rPr>
         <w:t>Lead Full Stack Developer | Angular, React, Next.js, Node.js</w:t>
       </w:r>
@@ -34,29 +31,40 @@
     <w:p>
       <w:pPr>
         <w:spacing w:before="0" w:after="0"/>
-        <w:jc w:val="center"/>
       </w:pPr>
       <w:r>
         <w:rPr>
           <w:b w:val="0"/>
           <w:i w:val="0"/>
-          <w:sz w:val="19"/>
+          <w:sz w:val="18"/>
         </w:rPr>
-        <w:t>Innsbruck, Austria  |  +43 660 6519 008  |  saifaslam155@gmail.com</w:t>
+        <w:t>Innsbruck, Austria | +43 660 6519 008 | saifaslam155@gmail.com</w:t>
       </w:r>
     </w:p>
     <w:p>
       <w:pPr>
         <w:spacing w:before="0" w:after="0"/>
-        <w:jc w:val="center"/>
       </w:pPr>
       <w:r>
         <w:rPr>
           <w:b w:val="0"/>
           <w:i w:val="0"/>
-          <w:sz w:val="19"/>
+          <w:sz w:val="18"/>
         </w:rPr>
-        <w:t>github.com/saifaslam246  |  linkedin.com/in/saif-rehman-432383183  |  saifaslam246.github.io/portfolio</w:t>
+        <w:t>LinkedIn: linkedin.com/in/saif-rehman-432383183 | GitHub: github.com/saifaslam246</w:t>
+      </w:r>
+    </w:p>
+    <w:p>
+      <w:pPr>
+        <w:spacing w:before="0" w:after="0"/>
+      </w:pPr>
+      <w:r>
+        <w:rPr>
+          <w:b w:val="0"/>
+          <w:i w:val="0"/>
+          <w:sz w:val="18"/>
+        </w:rPr>
+        <w:t>Portfolio: saifaslam246.github.io/portfolio</w:t>
       </w:r>
     </w:p>
     <w:p>
@@ -281,7 +289,7 @@
           <w:color w:val="444444"/>
           <w:sz w:val="20"/>
         </w:rPr>
-        <w:t>TMN Development KG - Innsbruck, Austria  |  Mar 2025 - Present</w:t>
+        <w:t>TMN Development KG - Innsbruck, Austria  |  March 2025 - Present</w:t>
       </w:r>
     </w:p>
     <w:p>
@@ -426,7 +434,7 @@
           <w:color w:val="444444"/>
           <w:sz w:val="20"/>
         </w:rPr>
-        <w:t>Pikessoft - Lahore, Pakistan  |  Sep 2022 - Feb 2025</w:t>
+        <w:t>Pikessoft - Lahore, Pakistan  |  September 2022 - February 2025</w:t>
       </w:r>
     </w:p>
     <w:p>
@@ -601,7 +609,7 @@
           <w:i w:val="0"/>
           <w:sz w:val="21"/>
         </w:rPr>
-        <w:t>Atomix Logistics - 3PL Fulfilment Platform</w:t>
+        <w:t>Atomix Logistics - 3PL Logistics and Order Fulfilment Platform</w:t>
       </w:r>
     </w:p>
     <w:p>
@@ -724,7 +732,7 @@
           <w:i w:val="0"/>
           <w:sz w:val="21"/>
         </w:rPr>
-        <w:t>MSc Computer Science</w:t>
+        <w:t>Master of Science in Computer Science</w:t>
       </w:r>
     </w:p>
     <w:p>
@@ -738,7 +746,7 @@
           <w:color w:val="444444"/>
           <w:sz w:val="20"/>
         </w:rPr>
-        <w:t>University of Innsbruck - Austria  |  2024 - Ongoing</w:t>
+        <w:t>University of Innsbruck - Innsbruck, Austria  |  2024 - Present</w:t>
       </w:r>
     </w:p>
     <w:p>
@@ -751,7 +759,7 @@
           <w:i w:val="0"/>
           <w:sz w:val="21"/>
         </w:rPr>
-        <w:t>BSc Computer Science</w:t>
+        <w:t>Bachelor of Science in Computer Science</w:t>
       </w:r>
     </w:p>
     <w:p>
@@ -765,7 +773,7 @@
           <w:color w:val="444444"/>
           <w:sz w:val="20"/>
         </w:rPr>
-        <w:t>COMSATS University - Pakistan  |  2018 - 2022</w:t>
+        <w:t>COMSATS University Islamabad - Pakistan  |  2018 - 2022</w:t>
       </w:r>
     </w:p>
     <w:p>
@@ -795,7 +803,7 @@
         <w:rPr>
           <w:sz w:val="21"/>
         </w:rPr>
-        <w:t>•  MERN Stack Developer Certificate</w:t>
+        <w:t>•  MERN Stack Developer</w:t>
       </w:r>
     </w:p>
     <w:p>
@@ -808,7 +816,7 @@
         <w:rPr>
           <w:sz w:val="21"/>
         </w:rPr>
-        <w:t>•  Front-End Development Certificate</w:t>
+        <w:t>•  Front-End Development</w:t>
       </w:r>
     </w:p>
     <w:p>

--- a/profile/cv/generated/Saif_ur_Rehman_CV.docx
+++ b/profile/cv/generated/Saif_ur_Rehman_CV.docx
@@ -51,7 +51,7 @@
           <w:i w:val="0"/>
           <w:sz w:val="18"/>
         </w:rPr>
-        <w:t>LinkedIn: linkedin.com/in/saif-rehman-432383183 | GitHub: github.com/saifaslam246</w:t>
+        <w:t>LinkedIn: linkedin.com/in/saifaslam246 | GitHub: github.com/saifaslam246</w:t>
       </w:r>
     </w:p>
     <w:p>

--- a/profile/cv/generated/Saif_ur_Rehman_CV.docx
+++ b/profile/cv/generated/Saif_ur_Rehman_CV.docx
@@ -746,7 +746,7 @@
           <w:color w:val="444444"/>
           <w:sz w:val="20"/>
         </w:rPr>
-        <w:t>University of Innsbruck - Innsbruck, Austria  |  2024 - Present</w:t>
+        <w:t>University of Innsbruck - Innsbruck, Austria  |  2025 - 2027</w:t>
       </w:r>
     </w:p>
     <w:p>

--- a/profile/cv/generated/Saif_ur_Rehman_CV.docx
+++ b/profile/cv/generated/Saif_ur_Rehman_CV.docx
@@ -12,7 +12,7 @@
           <w:i w:val="0"/>
           <w:sz w:val="40"/>
         </w:rPr>
-        <w:t>Saif Ur Rehman</w:t>
+        <w:t>Saif ur Rehman</w:t>
       </w:r>
     </w:p>
     <w:p>

--- a/profile/cv/generated/Saif_ur_Rehman_CV.docx
+++ b/profile/cv/generated/Saif_ur_Rehman_CV.docx
@@ -315,7 +315,7 @@
         <w:rPr>
           <w:sz w:val="21"/>
         </w:rPr>
-        <w:t>•  Built Ludwig largely from scratch, owning product architecture, UI design, frontend development, backend integration, testing, deployment, and ongoing improvements.</w:t>
+        <w:t>•  Built Ludwig largely from scratch, owning product architecture, UI design, frontend development, backend on Spica, testing, deployment, and ongoing improvements.</w:t>
       </w:r>
     </w:p>
     <w:p>
@@ -407,7 +407,7 @@
           <w:color w:val="444444"/>
           <w:sz w:val="19"/>
         </w:rPr>
-        <w:t>Stack: Angular 19, Ionic 8, TypeScript, Next.js 16, React 19, Flutter, RxJS, NgRx Signals, Tailwind CSS, Playwright, PDF workflows</w:t>
+        <w:t>Stack: Angular 19, Ionic 8, TypeScript, Next.js 16, React 19, Flutter, RxJS, NgRx Signals, Tailwind CSS, Playwright, Spica (buckets and functions), PDF workflows</w:t>
       </w:r>
     </w:p>
     <w:p>
@@ -570,7 +570,7 @@
           <w:color w:val="444444"/>
           <w:sz w:val="19"/>
         </w:rPr>
-        <w:t>Angular, Ionic, TypeScript, Next.js, React, Flutter, RxJS, Tailwind CSS, Playwright, PDF generation</w:t>
+        <w:t>Angular, Ionic, TypeScript, Next.js, React, Flutter, RxJS, Tailwind CSS, Playwright, PDF generation, Spica</w:t>
       </w:r>
     </w:p>
     <w:p>
@@ -596,7 +596,7 @@
         <w:rPr>
           <w:sz w:val="21"/>
         </w:rPr>
-        <w:t>•  Built web and mobile interfaces with Angular, Ionic, React, Next.js, and Flutter, including offline-first synchronization, multi-tenancy, PDF workflows, and Playwright testing.</w:t>
+        <w:t>•  Built web and mobile interfaces with Angular, Ionic, React, Next.js, and Flutter, including offline-first synchronization, multi-tenancy, PDF workflows, Playwright testing, and a Spica backend of buckets and functions.</w:t>
       </w:r>
     </w:p>
     <w:p>

--- a/profile/cv/generated/Saif_ur_Rehman_CV.docx
+++ b/profile/cv/generated/Saif_ur_Rehman_CV.docx
@@ -623,7 +623,7 @@
           <w:color w:val="444444"/>
           <w:sz w:val="19"/>
         </w:rPr>
-        <w:t>atomixlogistics.com  |  React, Angular, NestJS, Node.js, MariaDB, Redis, Stripe, AWS</w:t>
+        <w:t>atomixlogistics.com  |  Angular, PrimeNG, TypeScript, Node.js, Express.js, Sequelize, MariaDB, Firebase, AWS S3</w:t>
       </w:r>
     </w:p>
     <w:p>
@@ -649,7 +649,7 @@
         <w:rPr>
           <w:sz w:val="21"/>
         </w:rPr>
-        <w:t>•  Implemented real-time order updates and operational dashboards using React, Angular, NestJS, Node.js, MariaDB, and Redis; integrated Stripe and AWS infrastructure.</w:t>
+        <w:t>•  Implemented real-time order updates and operational dashboards using Angular, PrimeNG, TypeScript, Node.js, Express.js, Sequelize, MariaDB, Firebase, and AWS S3.</w:t>
       </w:r>
     </w:p>
     <w:p>

--- a/profile/cv/generated/Saif_ur_Rehman_CV.docx
+++ b/profile/cv/generated/Saif_ur_Rehman_CV.docx
@@ -526,7 +526,7 @@
           <w:color w:val="444444"/>
           <w:sz w:val="19"/>
         </w:rPr>
-        <w:t>Stack: React, Angular, Next.js, React Native, Node.js, NestJS, MongoDB, MariaDB, Redis, Firebase, AWS, Docker, REST APIs</w:t>
+        <w:t>Stack: Node.js, NestJS, Express.js, TypeScript, React, Angular, Next.js, React Native, PostgreSQL, MongoDB, MariaDB, Redis, TypeORM, Sequelize, Mongoose, GraphQL, REST APIs, AWS (S3, SNS), Cloudinary, Docker, Firebase, Jest</w:t>
       </w:r>
     </w:p>
     <w:p>

--- a/profile/cv/generated/Saif_ur_Rehman_CV.docx
+++ b/profile/cv/generated/Saif_ur_Rehman_CV.docx
@@ -676,7 +676,7 @@
           <w:color w:val="444444"/>
           <w:sz w:val="19"/>
         </w:rPr>
-        <w:t>equipx.com  |  Angular, Next.js, Node.js, MongoDB, Socket.IO, Stripe, AWS, Docker</w:t>
+        <w:t>equipx.com  |  React, Next.js, Node.js, Express.js, MongoDB, Socket.IO, Cloudinary, Stripe, AWS</w:t>
       </w:r>
     </w:p>
     <w:p>
@@ -702,7 +702,7 @@
         <w:rPr>
           <w:sz w:val="21"/>
         </w:rPr>
-        <w:t>•  Built real-time chat and communication features using Angular, Next.js, Node.js, and Socket.IO, with Stripe, MongoDB, AWS, and Docker integrations.</w:t>
+        <w:t>•  Built real-time chat and communication features using React, Next.js, Node.js, Express.js, and Socket.IO, with Stripe, MongoDB, Cloudinary, and AWS integrations.</w:t>
       </w:r>
     </w:p>
     <w:p>

--- a/profile/cv/generated/Saif_ur_Rehman_CV.docx
+++ b/profile/cv/generated/Saif_ur_Rehman_CV.docx
@@ -526,7 +526,7 @@
           <w:color w:val="444444"/>
           <w:sz w:val="19"/>
         </w:rPr>
-        <w:t>Stack: Node.js, NestJS, Express.js, TypeScript, React, Angular, Next.js, React Native, PostgreSQL, MongoDB, MariaDB, Redis, TypeORM, Sequelize, Mongoose, GraphQL, REST APIs, AWS (S3, SNS), Cloudinary, Docker, Firebase, Jest</w:t>
+        <w:t>Stack: Node.js, NestJS, Express.js, TypeScript, Python, React, Angular, Next.js, React Native, PostgreSQL, MongoDB, MariaDB, Redis, TypeORM, Sequelize, Mongoose, GraphQL, REST APIs, AWS (S3, SNS), Cloudinary, Docker, Firebase, Jest</w:t>
       </w:r>
     </w:p>
     <w:p>

--- a/profile/cv/generated/Saif_ur_Rehman_CV.docx
+++ b/profile/cv/generated/Saif_ur_Rehman_CV.docx
@@ -169,7 +169,7 @@
         <w:rPr>
           <w:sz w:val="21"/>
         </w:rPr>
-        <w:t>Node.js, NestJS, Express.js, FastAPI, REST APIs, WebSockets, Socket.IO, Firebase Functions, Microservices</w:t>
+        <w:t>Node.js, NestJS, Express.js, FastAPI, REST APIs, GraphQL, WebSockets, Socket.IO, Firebase Functions, Microservices, Spica</w:t>
       </w:r>
     </w:p>
     <w:p>
@@ -207,7 +207,7 @@
         <w:rPr>
           <w:sz w:val="21"/>
         </w:rPr>
-        <w:t>AWS EC2, AWS S3, AWS Lambda, AWS SNS, Docker, Nginx, GitHub Actions, CI/CD, Vercel</w:t>
+        <w:t>AWS EC2, AWS S3, AWS Lambda, AWS SNS, Docker, Nginx, GitHub Actions, CI/CD, Vercel, Git, GitHub, GitLab, Bitbucket</w:t>
       </w:r>
     </w:p>
     <w:p>
@@ -245,7 +245,7 @@
         <w:rPr>
           <w:sz w:val="21"/>
         </w:rPr>
-        <w:t>Stripe, Twilio, Firebase Cloud Messaging, OAuth, third-party APIs, Playwright, Git, GitHub</w:t>
+        <w:t>Stripe, Twilio, Cloudinary, Firebase Cloud Messaging, OAuth, Google Maps APIs, third-party APIs, Jest, Playwright, ESLint, SonarQube</w:t>
       </w:r>
     </w:p>
     <w:p>
@@ -380,7 +380,7 @@
         <w:rPr>
           <w:sz w:val="21"/>
         </w:rPr>
-        <w:t>•  Guide a team of 3-4 engineers across additional products through technical direction, code reviews, implementation support, and delivery guidance.</w:t>
+        <w:t>•  Guide a team of 3–4 engineers across additional products through technical direction, code reviews, implementation support, and delivery guidance.</w:t>
       </w:r>
     </w:p>
     <w:p>
@@ -447,7 +447,7 @@
         <w:rPr>
           <w:sz w:val="21"/>
         </w:rPr>
-        <w:t>•  Led a team of 5-10 developers delivering full stack web and mobile applications for logistics, marketplaces, real estate, and field-service businesses.</w:t>
+        <w:t>•  Led a team of 5–10 developers delivering full stack web and mobile applications for logistics, marketplaces, real estate, and field-service businesses.</w:t>
       </w:r>
     </w:p>
     <w:p>
@@ -556,7 +556,7 @@
           <w:i w:val="0"/>
           <w:sz w:val="21"/>
         </w:rPr>
-        <w:t>Ludwig Practice Suite - Healthcare Practice Management and Patient Booking Platform</w:t>
+        <w:t>Ludwig Practice Suite — Healthcare Practice Management and Patient Booking Platform</w:t>
       </w:r>
     </w:p>
     <w:p>
@@ -609,7 +609,7 @@
           <w:i w:val="0"/>
           <w:sz w:val="21"/>
         </w:rPr>
-        <w:t>Atomix Logistics - 3PL Logistics and Order Fulfilment Platform</w:t>
+        <w:t>Atomix Logistics — 3PL Logistics and Order Fulfilment Platform</w:t>
       </w:r>
     </w:p>
     <w:p>
@@ -662,7 +662,7 @@
           <w:i w:val="0"/>
           <w:sz w:val="21"/>
         </w:rPr>
-        <w:t>EquipX - Heavy Equipment Marketplace</w:t>
+        <w:t>EquipX — Heavy Equipment Marketplace</w:t>
       </w:r>
     </w:p>
     <w:p>

--- a/profile/cv/generated/Saif_ur_Rehman_CV.docx
+++ b/profile/cv/generated/Saif_ur_Rehman_CV.docx
@@ -25,7 +25,7 @@
           <w:i w:val="0"/>
           <w:sz w:val="21"/>
         </w:rPr>
-        <w:t>Lead Full Stack Developer | Angular, React, Next.js, Node.js</w:t>
+        <w:t>Lead Full Stack Developer | Angular, React, Next.js, Node.js, TypeScript</w:t>
       </w:r>
     </w:p>
     <w:p>

--- a/profile/cv/generated/Saif_ur_Rehman_CV.docx
+++ b/profile/cv/generated/Saif_ur_Rehman_CV.docx
@@ -315,7 +315,7 @@
         <w:rPr>
           <w:sz w:val="21"/>
         </w:rPr>
-        <w:t>•  Built Ludwig largely from scratch, owning product architecture, UI design, frontend development, backend on Spica, testing, deployment, and ongoing improvements.</w:t>
+        <w:t>•  Own Ludwig end to end — product architecture, UI design, frontend development, backend on Spica, testing, deployment, and ongoing improvements, built largely from scratch.</w:t>
       </w:r>
     </w:p>
     <w:p>
@@ -341,7 +341,7 @@
         <w:rPr>
           <w:sz w:val="21"/>
         </w:rPr>
-        <w:t>•  Developed clinical documentation, patient management, appointment scheduling, recurring bookings, resource management, therapist absences, waiting lists, available time slots, and statutory health insurance invoicing.</w:t>
+        <w:t>•  Deliver clinical documentation, patient management, appointment scheduling, recurring bookings, resource management, therapist absences, waiting lists, available time slots, and statutory health insurance invoicing.</w:t>
       </w:r>
     </w:p>
     <w:p>
@@ -354,7 +354,7 @@
         <w:rPr>
           <w:sz w:val="21"/>
         </w:rPr>
-        <w:t>•  Implemented multi-tenant architecture and offline-first synchronization with conflict handling to support reliable usage across practices and environments.</w:t>
+        <w:t>•  Implement multi-tenant architecture and offline-first synchronization with conflict handling to support reliable usage across practices and environments.</w:t>
       </w:r>
     </w:p>
     <w:p>
@@ -367,7 +367,7 @@
         <w:rPr>
           <w:sz w:val="21"/>
         </w:rPr>
-        <w:t>•  Develop responsive web and mobile experiences using Angular, Ionic, TypeScript, Next.js, React, and Flutter.</w:t>
+        <w:t>•  Build responsive web and mobile experiences using Angular, Ionic, TypeScript, Next.js, React, and Flutter.</w:t>
       </w:r>
     </w:p>
     <w:p>
@@ -393,7 +393,7 @@
         <w:rPr>
           <w:sz w:val="21"/>
         </w:rPr>
-        <w:t>•  Contributed to additional products including a business connector, business-card management platform, and regional public registry platform for recently deceased persons.</w:t>
+        <w:t>•  Contribute to additional products including a business connector, business-card management platform, and regional public registry platform for recently deceased persons.</w:t>
       </w:r>
     </w:p>
     <w:p>

--- a/profile/cv/generated/Saif_ur_Rehman_CV.docx
+++ b/profile/cv/generated/Saif_ur_Rehman_CV.docx
@@ -486,7 +486,7 @@
         <w:rPr>
           <w:sz w:val="21"/>
         </w:rPr>
-        <w:t>•  Developed REST APIs and backend services using MongoDB, MariaDB, Redis, Firebase, and Node.js.</w:t>
+        <w:t>•  Developed REST APIs and backend services using PostgreSQL, MongoDB, MariaDB, Redis, Firebase, and Node.js.</w:t>
       </w:r>
     </w:p>
     <w:p>

--- a/profile/cv/generated/Saif_ur_Rehman_CV.docx
+++ b/profile/cv/generated/Saif_ur_Rehman_CV.docx
@@ -583,7 +583,7 @@
         <w:rPr>
           <w:sz w:val="21"/>
         </w:rPr>
-        <w:t>•  Developed patient management, clinical documentation, appointment scheduling, recurring bookings, therapist availability, waiting lists, resource management, and statutory insurance invoicing.</w:t>
+        <w:t>•  Developed patient management, clinical documentation, appointment scheduling, recurring bookings, therapist availability, waiting lists, resource management, and statutory insurance invoicing across a therapist dashboard, an embeddable patient booking wizard, and mobile apps.</w:t>
       </w:r>
     </w:p>
     <w:p>
